--- a/REVISAR_CONJUNTO_DE_DATOS.docx
+++ b/REVISAR_CONJUNTO_DE_DATOS.docx
@@ -1234,6 +1234,1227 @@
           <w:rStyle w:val="VerbatimChar"/>
         </w:rPr>
         <w:t xml:space="preserve">## Bartlett's K-squared = 3.7423, df = 1, p-value = 0.05305</w:t>
+      </w:r>
+    </w:p>
+    <w:p>
+      <w:pPr>
+        <w:pStyle w:val="SourceCode"/>
+      </w:pPr>
+      <w:r>
+        <w:rPr>
+          <w:rStyle w:val="NormalTok"/>
+        </w:rPr>
+        <w:t xml:space="preserve">df_ctrl </w:t>
+      </w:r>
+      <w:r>
+        <w:rPr>
+          <w:rStyle w:val="OtherTok"/>
+        </w:rPr>
+        <w:t xml:space="preserve">&lt;-</w:t>
+      </w:r>
+      <w:r>
+        <w:rPr>
+          <w:rStyle w:val="NormalTok"/>
+        </w:rPr>
+        <w:t xml:space="preserve"> </w:t>
+      </w:r>
+      <w:r>
+        <w:rPr>
+          <w:rStyle w:val="FunctionTok"/>
+        </w:rPr>
+        <w:t xml:space="preserve">subset</w:t>
+      </w:r>
+      <w:r>
+        <w:rPr>
+          <w:rStyle w:val="NormalTok"/>
+        </w:rPr>
+        <w:t xml:space="preserve">(IE, Tratamiento </w:t>
+      </w:r>
+      <w:r>
+        <w:rPr>
+          <w:rStyle w:val="SpecialCharTok"/>
+        </w:rPr>
+        <w:t xml:space="preserve">==</w:t>
+      </w:r>
+      <w:r>
+        <w:rPr>
+          <w:rStyle w:val="NormalTok"/>
+        </w:rPr>
+        <w:t xml:space="preserve"> </w:t>
+      </w:r>
+      <w:r>
+        <w:rPr>
+          <w:rStyle w:val="StringTok"/>
+        </w:rPr>
+        <w:t xml:space="preserve">"Ctrl"</w:t>
+      </w:r>
+      <w:r>
+        <w:rPr>
+          <w:rStyle w:val="NormalTok"/>
+        </w:rPr>
+        <w:t xml:space="preserve">)</w:t>
+      </w:r>
+      <w:r>
+        <w:br/>
+      </w:r>
+      <w:r>
+        <w:rPr>
+          <w:rStyle w:val="NormalTok"/>
+        </w:rPr>
+        <w:t xml:space="preserve">df_fert </w:t>
+      </w:r>
+      <w:r>
+        <w:rPr>
+          <w:rStyle w:val="OtherTok"/>
+        </w:rPr>
+        <w:t xml:space="preserve">&lt;-</w:t>
+      </w:r>
+      <w:r>
+        <w:rPr>
+          <w:rStyle w:val="NormalTok"/>
+        </w:rPr>
+        <w:t xml:space="preserve"> </w:t>
+      </w:r>
+      <w:r>
+        <w:rPr>
+          <w:rStyle w:val="FunctionTok"/>
+        </w:rPr>
+        <w:t xml:space="preserve">subset</w:t>
+      </w:r>
+      <w:r>
+        <w:rPr>
+          <w:rStyle w:val="NormalTok"/>
+        </w:rPr>
+        <w:t xml:space="preserve">(IE, Tratamiento </w:t>
+      </w:r>
+      <w:r>
+        <w:rPr>
+          <w:rStyle w:val="SpecialCharTok"/>
+        </w:rPr>
+        <w:t xml:space="preserve">==</w:t>
+      </w:r>
+      <w:r>
+        <w:rPr>
+          <w:rStyle w:val="NormalTok"/>
+        </w:rPr>
+        <w:t xml:space="preserve"> </w:t>
+      </w:r>
+      <w:r>
+        <w:rPr>
+          <w:rStyle w:val="StringTok"/>
+        </w:rPr>
+        <w:t xml:space="preserve">"Fert"</w:t>
+      </w:r>
+      <w:r>
+        <w:rPr>
+          <w:rStyle w:val="NormalTok"/>
+        </w:rPr>
+        <w:t xml:space="preserve">)</w:t>
+      </w:r>
+      <w:r>
+        <w:br/>
+      </w:r>
+      <w:r>
+        <w:br/>
+      </w:r>
+      <w:r>
+        <w:rPr>
+          <w:rStyle w:val="FunctionTok"/>
+        </w:rPr>
+        <w:t xml:space="preserve">shapiro.test</w:t>
+      </w:r>
+      <w:r>
+        <w:rPr>
+          <w:rStyle w:val="NormalTok"/>
+        </w:rPr>
+        <w:t xml:space="preserve">(df_ctrl</w:t>
+      </w:r>
+      <w:r>
+        <w:rPr>
+          <w:rStyle w:val="SpecialCharTok"/>
+        </w:rPr>
+        <w:t xml:space="preserve">$</w:t>
+      </w:r>
+      <w:r>
+        <w:rPr>
+          <w:rStyle w:val="NormalTok"/>
+        </w:rPr>
+        <w:t xml:space="preserve">IE)</w:t>
+      </w:r>
+    </w:p>
+    <w:p>
+      <w:pPr>
+        <w:pStyle w:val="SourceCode"/>
+      </w:pPr>
+      <w:r>
+        <w:rPr>
+          <w:rStyle w:val="VerbatimChar"/>
+        </w:rPr>
+        <w:t xml:space="preserve">## </w:t>
+      </w:r>
+      <w:r>
+        <w:br/>
+      </w:r>
+      <w:r>
+        <w:rPr>
+          <w:rStyle w:val="VerbatimChar"/>
+        </w:rPr>
+        <w:t xml:space="preserve">##  Shapiro-Wilk normality test</w:t>
+      </w:r>
+      <w:r>
+        <w:br/>
+      </w:r>
+      <w:r>
+        <w:rPr>
+          <w:rStyle w:val="VerbatimChar"/>
+        </w:rPr>
+        <w:t xml:space="preserve">## </w:t>
+      </w:r>
+      <w:r>
+        <w:br/>
+      </w:r>
+      <w:r>
+        <w:rPr>
+          <w:rStyle w:val="VerbatimChar"/>
+        </w:rPr>
+        <w:t xml:space="preserve">## data:  df_ctrl$IE</w:t>
+      </w:r>
+      <w:r>
+        <w:br/>
+      </w:r>
+      <w:r>
+        <w:rPr>
+          <w:rStyle w:val="VerbatimChar"/>
+        </w:rPr>
+        <w:t xml:space="preserve">## W = 0.9532, p-value = 0.3908</w:t>
+      </w:r>
+    </w:p>
+    <w:p>
+      <w:pPr>
+        <w:pStyle w:val="SourceCode"/>
+      </w:pPr>
+      <w:r>
+        <w:rPr>
+          <w:rStyle w:val="FunctionTok"/>
+        </w:rPr>
+        <w:t xml:space="preserve">shapiro.test</w:t>
+      </w:r>
+      <w:r>
+        <w:rPr>
+          <w:rStyle w:val="NormalTok"/>
+        </w:rPr>
+        <w:t xml:space="preserve">(df_fert</w:t>
+      </w:r>
+      <w:r>
+        <w:rPr>
+          <w:rStyle w:val="SpecialCharTok"/>
+        </w:rPr>
+        <w:t xml:space="preserve">$</w:t>
+      </w:r>
+      <w:r>
+        <w:rPr>
+          <w:rStyle w:val="NormalTok"/>
+        </w:rPr>
+        <w:t xml:space="preserve">IE)</w:t>
+      </w:r>
+    </w:p>
+    <w:p>
+      <w:pPr>
+        <w:pStyle w:val="SourceCode"/>
+      </w:pPr>
+      <w:r>
+        <w:rPr>
+          <w:rStyle w:val="VerbatimChar"/>
+        </w:rPr>
+        <w:t xml:space="preserve">## </w:t>
+      </w:r>
+      <w:r>
+        <w:br/>
+      </w:r>
+      <w:r>
+        <w:rPr>
+          <w:rStyle w:val="VerbatimChar"/>
+        </w:rPr>
+        <w:t xml:space="preserve">##  Shapiro-Wilk normality test</w:t>
+      </w:r>
+      <w:r>
+        <w:br/>
+      </w:r>
+      <w:r>
+        <w:rPr>
+          <w:rStyle w:val="VerbatimChar"/>
+        </w:rPr>
+        <w:t xml:space="preserve">## </w:t>
+      </w:r>
+      <w:r>
+        <w:br/>
+      </w:r>
+      <w:r>
+        <w:rPr>
+          <w:rStyle w:val="VerbatimChar"/>
+        </w:rPr>
+        <w:t xml:space="preserve">## data:  df_fert$IE</w:t>
+      </w:r>
+      <w:r>
+        <w:br/>
+      </w:r>
+      <w:r>
+        <w:rPr>
+          <w:rStyle w:val="VerbatimChar"/>
+        </w:rPr>
+        <w:t xml:space="preserve">## W = 0.95339, p-value = 0.3941</w:t>
+      </w:r>
+    </w:p>
+    <w:p>
+      <w:pPr>
+        <w:pStyle w:val="SourceCode"/>
+      </w:pPr>
+      <w:r>
+        <w:rPr>
+          <w:rStyle w:val="CommentTok"/>
+        </w:rPr>
+        <w:t xml:space="preserve"># qqplot para cada grupo de observaciones</w:t>
+      </w:r>
+      <w:r>
+        <w:br/>
+      </w:r>
+      <w:r>
+        <w:br/>
+      </w:r>
+      <w:r>
+        <w:rPr>
+          <w:rStyle w:val="FunctionTok"/>
+        </w:rPr>
+        <w:t xml:space="preserve">qqnorm</w:t>
+      </w:r>
+      <w:r>
+        <w:rPr>
+          <w:rStyle w:val="NormalTok"/>
+        </w:rPr>
+        <w:t xml:space="preserve">(df_ctrl</w:t>
+      </w:r>
+      <w:r>
+        <w:rPr>
+          <w:rStyle w:val="SpecialCharTok"/>
+        </w:rPr>
+        <w:t xml:space="preserve">$</w:t>
+      </w:r>
+      <w:r>
+        <w:rPr>
+          <w:rStyle w:val="NormalTok"/>
+        </w:rPr>
+        <w:t xml:space="preserve">IE); </w:t>
+      </w:r>
+      <w:r>
+        <w:rPr>
+          <w:rStyle w:val="FunctionTok"/>
+        </w:rPr>
+        <w:t xml:space="preserve">qqline</w:t>
+      </w:r>
+      <w:r>
+        <w:rPr>
+          <w:rStyle w:val="NormalTok"/>
+        </w:rPr>
+        <w:t xml:space="preserve">(df_ctrl</w:t>
+      </w:r>
+      <w:r>
+        <w:rPr>
+          <w:rStyle w:val="SpecialCharTok"/>
+        </w:rPr>
+        <w:t xml:space="preserve">$</w:t>
+      </w:r>
+      <w:r>
+        <w:rPr>
+          <w:rStyle w:val="NormalTok"/>
+        </w:rPr>
+        <w:t xml:space="preserve">IE)</w:t>
+      </w:r>
+    </w:p>
+    <w:p>
+      <w:pPr>
+        <w:pStyle w:val="FirstParagraph"/>
+      </w:pPr>
+      <w:r>
+        <w:drawing>
+          <wp:inline>
+            <wp:extent cx="4620126" cy="3696101"/>
+            <wp:effectExtent b="0" l="0" r="0" t="0"/>
+            <wp:docPr descr="" title="" id="16" name="Picture"/>
+            <a:graphic>
+              <a:graphicData uri="http://schemas.openxmlformats.org/drawingml/2006/picture">
+                <pic:pic>
+                  <pic:nvPicPr>
+                    <pic:cNvPr descr="REVISAR_CONJUNTO_DE_DATOS_files/figure-docx/unnamed-chunk-1-3.png" id="17" name="Picture"/>
+                    <pic:cNvPicPr>
+                      <a:picLocks noChangeArrowheads="1" noChangeAspect="1"/>
+                    </pic:cNvPicPr>
+                  </pic:nvPicPr>
+                  <pic:blipFill>
+                    <a:blip r:embed="rId15"/>
+                    <a:stretch>
+                      <a:fillRect/>
+                    </a:stretch>
+                  </pic:blipFill>
+                  <pic:spPr bwMode="auto">
+                    <a:xfrm>
+                      <a:off x="0" y="0"/>
+                      <a:ext cx="4620126" cy="3696101"/>
+                    </a:xfrm>
+                    <a:prstGeom prst="rect">
+                      <a:avLst/>
+                    </a:prstGeom>
+                    <a:noFill/>
+                    <a:ln w="9525">
+                      <a:noFill/>
+                      <a:headEnd/>
+                      <a:tailEnd/>
+                    </a:ln>
+                  </pic:spPr>
+                </pic:pic>
+              </a:graphicData>
+            </a:graphic>
+          </wp:inline>
+        </w:drawing>
+      </w:r>
+    </w:p>
+    <w:p>
+      <w:pPr>
+        <w:pStyle w:val="SourceCode"/>
+      </w:pPr>
+      <w:r>
+        <w:rPr>
+          <w:rStyle w:val="FunctionTok"/>
+        </w:rPr>
+        <w:t xml:space="preserve">qqnorm</w:t>
+      </w:r>
+      <w:r>
+        <w:rPr>
+          <w:rStyle w:val="NormalTok"/>
+        </w:rPr>
+        <w:t xml:space="preserve">(df_fert</w:t>
+      </w:r>
+      <w:r>
+        <w:rPr>
+          <w:rStyle w:val="SpecialCharTok"/>
+        </w:rPr>
+        <w:t xml:space="preserve">$</w:t>
+      </w:r>
+      <w:r>
+        <w:rPr>
+          <w:rStyle w:val="NormalTok"/>
+        </w:rPr>
+        <w:t xml:space="preserve">IE); </w:t>
+      </w:r>
+      <w:r>
+        <w:rPr>
+          <w:rStyle w:val="FunctionTok"/>
+        </w:rPr>
+        <w:t xml:space="preserve">qqline</w:t>
+      </w:r>
+      <w:r>
+        <w:rPr>
+          <w:rStyle w:val="NormalTok"/>
+        </w:rPr>
+        <w:t xml:space="preserve">(df_fert</w:t>
+      </w:r>
+      <w:r>
+        <w:rPr>
+          <w:rStyle w:val="SpecialCharTok"/>
+        </w:rPr>
+        <w:t xml:space="preserve">$</w:t>
+      </w:r>
+      <w:r>
+        <w:rPr>
+          <w:rStyle w:val="NormalTok"/>
+        </w:rPr>
+        <w:t xml:space="preserve">IE)</w:t>
+      </w:r>
+    </w:p>
+    <w:p>
+      <w:pPr>
+        <w:pStyle w:val="FirstParagraph"/>
+      </w:pPr>
+      <w:r>
+        <w:drawing>
+          <wp:inline>
+            <wp:extent cx="4620126" cy="3696101"/>
+            <wp:effectExtent b="0" l="0" r="0" t="0"/>
+            <wp:docPr descr="" title="" id="19" name="Picture"/>
+            <a:graphic>
+              <a:graphicData uri="http://schemas.openxmlformats.org/drawingml/2006/picture">
+                <pic:pic>
+                  <pic:nvPicPr>
+                    <pic:cNvPr descr="REVISAR_CONJUNTO_DE_DATOS_files/figure-docx/unnamed-chunk-1-4.png" id="20" name="Picture"/>
+                    <pic:cNvPicPr>
+                      <a:picLocks noChangeArrowheads="1" noChangeAspect="1"/>
+                    </pic:cNvPicPr>
+                  </pic:nvPicPr>
+                  <pic:blipFill>
+                    <a:blip r:embed="rId18"/>
+                    <a:stretch>
+                      <a:fillRect/>
+                    </a:stretch>
+                  </pic:blipFill>
+                  <pic:spPr bwMode="auto">
+                    <a:xfrm>
+                      <a:off x="0" y="0"/>
+                      <a:ext cx="4620126" cy="3696101"/>
+                    </a:xfrm>
+                    <a:prstGeom prst="rect">
+                      <a:avLst/>
+                    </a:prstGeom>
+                    <a:noFill/>
+                    <a:ln w="9525">
+                      <a:noFill/>
+                      <a:headEnd/>
+                      <a:tailEnd/>
+                    </a:ln>
+                  </pic:spPr>
+                </pic:pic>
+              </a:graphicData>
+            </a:graphic>
+          </wp:inline>
+        </w:drawing>
+      </w:r>
+    </w:p>
+    <w:p>
+      <w:pPr>
+        <w:pStyle w:val="SourceCode"/>
+      </w:pPr>
+      <w:r>
+        <w:rPr>
+          <w:rStyle w:val="FunctionTok"/>
+        </w:rPr>
+        <w:t xml:space="preserve">t.test</w:t>
+      </w:r>
+      <w:r>
+        <w:rPr>
+          <w:rStyle w:val="NormalTok"/>
+        </w:rPr>
+        <w:t xml:space="preserve">(IE</w:t>
+      </w:r>
+      <w:r>
+        <w:rPr>
+          <w:rStyle w:val="SpecialCharTok"/>
+        </w:rPr>
+        <w:t xml:space="preserve">$</w:t>
+      </w:r>
+      <w:r>
+        <w:rPr>
+          <w:rStyle w:val="NormalTok"/>
+        </w:rPr>
+        <w:t xml:space="preserve">IE </w:t>
+      </w:r>
+      <w:r>
+        <w:rPr>
+          <w:rStyle w:val="SpecialCharTok"/>
+        </w:rPr>
+        <w:t xml:space="preserve">~</w:t>
+      </w:r>
+      <w:r>
+        <w:rPr>
+          <w:rStyle w:val="NormalTok"/>
+        </w:rPr>
+        <w:t xml:space="preserve"> IE</w:t>
+      </w:r>
+      <w:r>
+        <w:rPr>
+          <w:rStyle w:val="SpecialCharTok"/>
+        </w:rPr>
+        <w:t xml:space="preserve">$</w:t>
+      </w:r>
+      <w:r>
+        <w:rPr>
+          <w:rStyle w:val="NormalTok"/>
+        </w:rPr>
+        <w:t xml:space="preserve">Tratamiento)</w:t>
+      </w:r>
+    </w:p>
+    <w:p>
+      <w:pPr>
+        <w:pStyle w:val="SourceCode"/>
+      </w:pPr>
+      <w:r>
+        <w:rPr>
+          <w:rStyle w:val="VerbatimChar"/>
+        </w:rPr>
+        <w:t xml:space="preserve">## </w:t>
+      </w:r>
+      <w:r>
+        <w:br/>
+      </w:r>
+      <w:r>
+        <w:rPr>
+          <w:rStyle w:val="VerbatimChar"/>
+        </w:rPr>
+        <w:t xml:space="preserve">##  Welch Two Sample t-test</w:t>
+      </w:r>
+      <w:r>
+        <w:br/>
+      </w:r>
+      <w:r>
+        <w:rPr>
+          <w:rStyle w:val="VerbatimChar"/>
+        </w:rPr>
+        <w:t xml:space="preserve">## </w:t>
+      </w:r>
+      <w:r>
+        <w:br/>
+      </w:r>
+      <w:r>
+        <w:rPr>
+          <w:rStyle w:val="VerbatimChar"/>
+        </w:rPr>
+        <w:t xml:space="preserve">## data:  IE$IE by IE$Tratamiento</w:t>
+      </w:r>
+      <w:r>
+        <w:br/>
+      </w:r>
+      <w:r>
+        <w:rPr>
+          <w:rStyle w:val="VerbatimChar"/>
+        </w:rPr>
+        <w:t xml:space="preserve">## t = -2.9813, df = 34.056, p-value = 0.00527</w:t>
+      </w:r>
+      <w:r>
+        <w:br/>
+      </w:r>
+      <w:r>
+        <w:rPr>
+          <w:rStyle w:val="VerbatimChar"/>
+        </w:rPr>
+        <w:t xml:space="preserve">## alternative hypothesis: true difference in means between group Ctrl and group Fert is not equal to 0</w:t>
+      </w:r>
+      <w:r>
+        <w:br/>
+      </w:r>
+      <w:r>
+        <w:rPr>
+          <w:rStyle w:val="VerbatimChar"/>
+        </w:rPr>
+        <w:t xml:space="preserve">## 95 percent confidence interval:</w:t>
+      </w:r>
+      <w:r>
+        <w:br/>
+      </w:r>
+      <w:r>
+        <w:rPr>
+          <w:rStyle w:val="VerbatimChar"/>
+        </w:rPr>
+        <w:t xml:space="preserve">##  -0.23382707 -0.04426816</w:t>
+      </w:r>
+      <w:r>
+        <w:br/>
+      </w:r>
+      <w:r>
+        <w:rPr>
+          <w:rStyle w:val="VerbatimChar"/>
+        </w:rPr>
+        <w:t xml:space="preserve">## sample estimates:</w:t>
+      </w:r>
+      <w:r>
+        <w:br/>
+      </w:r>
+      <w:r>
+        <w:rPr>
+          <w:rStyle w:val="VerbatimChar"/>
+        </w:rPr>
+        <w:t xml:space="preserve">## mean in group Ctrl mean in group Fert </w:t>
+      </w:r>
+      <w:r>
+        <w:br/>
+      </w:r>
+      <w:r>
+        <w:rPr>
+          <w:rStyle w:val="VerbatimChar"/>
+        </w:rPr>
+        <w:t xml:space="preserve">##          0.7676190          0.9066667</w:t>
+      </w:r>
+    </w:p>
+    <w:p>
+      <w:pPr>
+        <w:pStyle w:val="SourceCode"/>
+      </w:pPr>
+      <w:r>
+        <w:rPr>
+          <w:rStyle w:val="FunctionTok"/>
+        </w:rPr>
+        <w:t xml:space="preserve">t.test</w:t>
+      </w:r>
+      <w:r>
+        <w:rPr>
+          <w:rStyle w:val="NormalTok"/>
+        </w:rPr>
+        <w:t xml:space="preserve">(df_ctrl</w:t>
+      </w:r>
+      <w:r>
+        <w:rPr>
+          <w:rStyle w:val="SpecialCharTok"/>
+        </w:rPr>
+        <w:t xml:space="preserve">$</w:t>
+      </w:r>
+      <w:r>
+        <w:rPr>
+          <w:rStyle w:val="NormalTok"/>
+        </w:rPr>
+        <w:t xml:space="preserve">IE , df_fert</w:t>
+      </w:r>
+      <w:r>
+        <w:rPr>
+          <w:rStyle w:val="SpecialCharTok"/>
+        </w:rPr>
+        <w:t xml:space="preserve">$</w:t>
+      </w:r>
+      <w:r>
+        <w:rPr>
+          <w:rStyle w:val="NormalTok"/>
+        </w:rPr>
+        <w:t xml:space="preserve">IE)</w:t>
+      </w:r>
+    </w:p>
+    <w:p>
+      <w:pPr>
+        <w:pStyle w:val="SourceCode"/>
+      </w:pPr>
+      <w:r>
+        <w:rPr>
+          <w:rStyle w:val="VerbatimChar"/>
+        </w:rPr>
+        <w:t xml:space="preserve">## </w:t>
+      </w:r>
+      <w:r>
+        <w:br/>
+      </w:r>
+      <w:r>
+        <w:rPr>
+          <w:rStyle w:val="VerbatimChar"/>
+        </w:rPr>
+        <w:t xml:space="preserve">##  Welch Two Sample t-test</w:t>
+      </w:r>
+      <w:r>
+        <w:br/>
+      </w:r>
+      <w:r>
+        <w:rPr>
+          <w:rStyle w:val="VerbatimChar"/>
+        </w:rPr>
+        <w:t xml:space="preserve">## </w:t>
+      </w:r>
+      <w:r>
+        <w:br/>
+      </w:r>
+      <w:r>
+        <w:rPr>
+          <w:rStyle w:val="VerbatimChar"/>
+        </w:rPr>
+        <w:t xml:space="preserve">## data:  df_ctrl$IE and df_fert$IE</w:t>
+      </w:r>
+      <w:r>
+        <w:br/>
+      </w:r>
+      <w:r>
+        <w:rPr>
+          <w:rStyle w:val="VerbatimChar"/>
+        </w:rPr>
+        <w:t xml:space="preserve">## t = -2.9813, df = 34.056, p-value = 0.00527</w:t>
+      </w:r>
+      <w:r>
+        <w:br/>
+      </w:r>
+      <w:r>
+        <w:rPr>
+          <w:rStyle w:val="VerbatimChar"/>
+        </w:rPr>
+        <w:t xml:space="preserve">## alternative hypothesis: true difference in means is not equal to 0</w:t>
+      </w:r>
+      <w:r>
+        <w:br/>
+      </w:r>
+      <w:r>
+        <w:rPr>
+          <w:rStyle w:val="VerbatimChar"/>
+        </w:rPr>
+        <w:t xml:space="preserve">## 95 percent confidence interval:</w:t>
+      </w:r>
+      <w:r>
+        <w:br/>
+      </w:r>
+      <w:r>
+        <w:rPr>
+          <w:rStyle w:val="VerbatimChar"/>
+        </w:rPr>
+        <w:t xml:space="preserve">##  -0.23382707 -0.04426816</w:t>
+      </w:r>
+      <w:r>
+        <w:br/>
+      </w:r>
+      <w:r>
+        <w:rPr>
+          <w:rStyle w:val="VerbatimChar"/>
+        </w:rPr>
+        <w:t xml:space="preserve">## sample estimates:</w:t>
+      </w:r>
+      <w:r>
+        <w:br/>
+      </w:r>
+      <w:r>
+        <w:rPr>
+          <w:rStyle w:val="VerbatimChar"/>
+        </w:rPr>
+        <w:t xml:space="preserve">## mean of x mean of y </w:t>
+      </w:r>
+      <w:r>
+        <w:br/>
+      </w:r>
+      <w:r>
+        <w:rPr>
+          <w:rStyle w:val="VerbatimChar"/>
+        </w:rPr>
+        <w:t xml:space="preserve">## 0.7676190 0.9066667</w:t>
+      </w:r>
+    </w:p>
+    <w:p>
+      <w:pPr>
+        <w:pStyle w:val="SourceCode"/>
+      </w:pPr>
+      <w:r>
+        <w:rPr>
+          <w:rStyle w:val="CommentTok"/>
+        </w:rPr>
+        <w:t xml:space="preserve"># Dependientes o apareados</w:t>
+      </w:r>
+      <w:r>
+        <w:br/>
+      </w:r>
+      <w:r>
+        <w:br/>
+      </w:r>
+      <w:r>
+        <w:rPr>
+          <w:rStyle w:val="CommentTok"/>
+        </w:rPr>
+        <w:t xml:space="preserve"># Ctrl vamos a asumir que es antes de fertilizar</w:t>
+      </w:r>
+      <w:r>
+        <w:br/>
+      </w:r>
+      <w:r>
+        <w:br/>
+      </w:r>
+      <w:r>
+        <w:rPr>
+          <w:rStyle w:val="CommentTok"/>
+        </w:rPr>
+        <w:t xml:space="preserve"># Fert asumimos un mes despues de fertilizar las mismas plantas</w:t>
+      </w:r>
+      <w:r>
+        <w:br/>
+      </w:r>
+      <w:r>
+        <w:br/>
+      </w:r>
+      <w:r>
+        <w:rPr>
+          <w:rStyle w:val="FunctionTok"/>
+        </w:rPr>
+        <w:t xml:space="preserve">t.test</w:t>
+      </w:r>
+      <w:r>
+        <w:rPr>
+          <w:rStyle w:val="NormalTok"/>
+        </w:rPr>
+        <w:t xml:space="preserve">(df_ctrl</w:t>
+      </w:r>
+      <w:r>
+        <w:rPr>
+          <w:rStyle w:val="SpecialCharTok"/>
+        </w:rPr>
+        <w:t xml:space="preserve">$</w:t>
+      </w:r>
+      <w:r>
+        <w:rPr>
+          <w:rStyle w:val="NormalTok"/>
+        </w:rPr>
+        <w:t xml:space="preserve">IE, df_fert</w:t>
+      </w:r>
+      <w:r>
+        <w:rPr>
+          <w:rStyle w:val="SpecialCharTok"/>
+        </w:rPr>
+        <w:t xml:space="preserve">$</w:t>
+      </w:r>
+      <w:r>
+        <w:rPr>
+          <w:rStyle w:val="NormalTok"/>
+        </w:rPr>
+        <w:t xml:space="preserve">IE, </w:t>
+      </w:r>
+      <w:r>
+        <w:rPr>
+          <w:rStyle w:val="AttributeTok"/>
+        </w:rPr>
+        <w:t xml:space="preserve">paired =</w:t>
+      </w:r>
+      <w:r>
+        <w:rPr>
+          <w:rStyle w:val="NormalTok"/>
+        </w:rPr>
+        <w:t xml:space="preserve"> </w:t>
+      </w:r>
+      <w:r>
+        <w:rPr>
+          <w:rStyle w:val="ConstantTok"/>
+        </w:rPr>
+        <w:t xml:space="preserve">TRUE</w:t>
+      </w:r>
+      <w:r>
+        <w:rPr>
+          <w:rStyle w:val="NormalTok"/>
+        </w:rPr>
+        <w:t xml:space="preserve">)</w:t>
+      </w:r>
+    </w:p>
+    <w:p>
+      <w:pPr>
+        <w:pStyle w:val="SourceCode"/>
+      </w:pPr>
+      <w:r>
+        <w:rPr>
+          <w:rStyle w:val="VerbatimChar"/>
+        </w:rPr>
+        <w:t xml:space="preserve">## </w:t>
+      </w:r>
+      <w:r>
+        <w:br/>
+      </w:r>
+      <w:r>
+        <w:rPr>
+          <w:rStyle w:val="VerbatimChar"/>
+        </w:rPr>
+        <w:t xml:space="preserve">##  Paired t-test</w:t>
+      </w:r>
+      <w:r>
+        <w:br/>
+      </w:r>
+      <w:r>
+        <w:rPr>
+          <w:rStyle w:val="VerbatimChar"/>
+        </w:rPr>
+        <w:t xml:space="preserve">## </w:t>
+      </w:r>
+      <w:r>
+        <w:br/>
+      </w:r>
+      <w:r>
+        <w:rPr>
+          <w:rStyle w:val="VerbatimChar"/>
+        </w:rPr>
+        <w:t xml:space="preserve">## data:  df_ctrl$IE and df_fert$IE</w:t>
+      </w:r>
+      <w:r>
+        <w:br/>
+      </w:r>
+      <w:r>
+        <w:rPr>
+          <w:rStyle w:val="VerbatimChar"/>
+        </w:rPr>
+        <w:t xml:space="preserve">## t = -3.0736, df = 20, p-value = 0.005993</w:t>
+      </w:r>
+      <w:r>
+        <w:br/>
+      </w:r>
+      <w:r>
+        <w:rPr>
+          <w:rStyle w:val="VerbatimChar"/>
+        </w:rPr>
+        <w:t xml:space="preserve">## alternative hypothesis: true mean difference is not equal to 0</w:t>
+      </w:r>
+      <w:r>
+        <w:br/>
+      </w:r>
+      <w:r>
+        <w:rPr>
+          <w:rStyle w:val="VerbatimChar"/>
+        </w:rPr>
+        <w:t xml:space="preserve">## 95 percent confidence interval:</w:t>
+      </w:r>
+      <w:r>
+        <w:br/>
+      </w:r>
+      <w:r>
+        <w:rPr>
+          <w:rStyle w:val="VerbatimChar"/>
+        </w:rPr>
+        <w:t xml:space="preserve">##  -0.23341577 -0.04467947</w:t>
+      </w:r>
+      <w:r>
+        <w:br/>
+      </w:r>
+      <w:r>
+        <w:rPr>
+          <w:rStyle w:val="VerbatimChar"/>
+        </w:rPr>
+        <w:t xml:space="preserve">## sample estimates:</w:t>
+      </w:r>
+      <w:r>
+        <w:br/>
+      </w:r>
+      <w:r>
+        <w:rPr>
+          <w:rStyle w:val="VerbatimChar"/>
+        </w:rPr>
+        <w:t xml:space="preserve">## mean difference </w:t>
+      </w:r>
+      <w:r>
+        <w:br/>
+      </w:r>
+      <w:r>
+        <w:rPr>
+          <w:rStyle w:val="VerbatimChar"/>
+        </w:rPr>
+        <w:t xml:space="preserve">##      -0.1390476</w:t>
+      </w:r>
+    </w:p>
+    <w:p>
+      <w:pPr>
+        <w:pStyle w:val="SourceCode"/>
+      </w:pPr>
+      <w:r>
+        <w:rPr>
+          <w:rStyle w:val="CommentTok"/>
+        </w:rPr>
+        <w:t xml:space="preserve"># Prueba de una sola muestra</w:t>
+      </w:r>
+      <w:r>
+        <w:br/>
+      </w:r>
+      <w:r>
+        <w:br/>
+      </w:r>
+      <w:r>
+        <w:rPr>
+          <w:rStyle w:val="FunctionTok"/>
+        </w:rPr>
+        <w:t xml:space="preserve">boxplot</w:t>
+      </w:r>
+      <w:r>
+        <w:rPr>
+          <w:rStyle w:val="NormalTok"/>
+        </w:rPr>
+        <w:t xml:space="preserve">(IE</w:t>
+      </w:r>
+      <w:r>
+        <w:rPr>
+          <w:rStyle w:val="SpecialCharTok"/>
+        </w:rPr>
+        <w:t xml:space="preserve">$</w:t>
+      </w:r>
+      <w:r>
+        <w:rPr>
+          <w:rStyle w:val="NormalTok"/>
+        </w:rPr>
+        <w:t xml:space="preserve">IE)</w:t>
+      </w:r>
+    </w:p>
+    <w:p>
+      <w:pPr>
+        <w:pStyle w:val="FirstParagraph"/>
+      </w:pPr>
+      <w:r>
+        <w:drawing>
+          <wp:inline>
+            <wp:extent cx="4620126" cy="3696101"/>
+            <wp:effectExtent b="0" l="0" r="0" t="0"/>
+            <wp:docPr descr="" title="" id="22" name="Picture"/>
+            <a:graphic>
+              <a:graphicData uri="http://schemas.openxmlformats.org/drawingml/2006/picture">
+                <pic:pic>
+                  <pic:nvPicPr>
+                    <pic:cNvPr descr="REVISAR_CONJUNTO_DE_DATOS_files/figure-docx/unnamed-chunk-1-5.png" id="23" name="Picture"/>
+                    <pic:cNvPicPr>
+                      <a:picLocks noChangeArrowheads="1" noChangeAspect="1"/>
+                    </pic:cNvPicPr>
+                  </pic:nvPicPr>
+                  <pic:blipFill>
+                    <a:blip r:embed="rId21"/>
+                    <a:stretch>
+                      <a:fillRect/>
+                    </a:stretch>
+                  </pic:blipFill>
+                  <pic:spPr bwMode="auto">
+                    <a:xfrm>
+                      <a:off x="0" y="0"/>
+                      <a:ext cx="4620126" cy="3696101"/>
+                    </a:xfrm>
+                    <a:prstGeom prst="rect">
+                      <a:avLst/>
+                    </a:prstGeom>
+                    <a:noFill/>
+                    <a:ln w="9525">
+                      <a:noFill/>
+                      <a:headEnd/>
+                      <a:tailEnd/>
+                    </a:ln>
+                  </pic:spPr>
+                </pic:pic>
+              </a:graphicData>
+            </a:graphic>
+          </wp:inline>
+        </w:drawing>
+      </w:r>
+    </w:p>
+    <w:p>
+      <w:pPr>
+        <w:pStyle w:val="SourceCode"/>
+      </w:pPr>
+      <w:r>
+        <w:rPr>
+          <w:rStyle w:val="FunctionTok"/>
+        </w:rPr>
+        <w:t xml:space="preserve">t.test</w:t>
+      </w:r>
+      <w:r>
+        <w:rPr>
+          <w:rStyle w:val="NormalTok"/>
+        </w:rPr>
+        <w:t xml:space="preserve">(IE</w:t>
+      </w:r>
+      <w:r>
+        <w:rPr>
+          <w:rStyle w:val="SpecialCharTok"/>
+        </w:rPr>
+        <w:t xml:space="preserve">$</w:t>
+      </w:r>
+      <w:r>
+        <w:rPr>
+          <w:rStyle w:val="NormalTok"/>
+        </w:rPr>
+        <w:t xml:space="preserve">IE, </w:t>
+      </w:r>
+      <w:r>
+        <w:rPr>
+          <w:rStyle w:val="AttributeTok"/>
+        </w:rPr>
+        <w:t xml:space="preserve">mu =</w:t>
+      </w:r>
+      <w:r>
+        <w:rPr>
+          <w:rStyle w:val="NormalTok"/>
+        </w:rPr>
+        <w:t xml:space="preserve"> </w:t>
+      </w:r>
+      <w:r>
+        <w:rPr>
+          <w:rStyle w:val="FloatTok"/>
+        </w:rPr>
+        <w:t xml:space="preserve">0.95</w:t>
+      </w:r>
+      <w:r>
+        <w:rPr>
+          <w:rStyle w:val="NormalTok"/>
+        </w:rPr>
+        <w:t xml:space="preserve">)</w:t>
+      </w:r>
+    </w:p>
+    <w:p>
+      <w:pPr>
+        <w:pStyle w:val="SourceCode"/>
+      </w:pPr>
+      <w:r>
+        <w:rPr>
+          <w:rStyle w:val="VerbatimChar"/>
+        </w:rPr>
+        <w:t xml:space="preserve">## </w:t>
+      </w:r>
+      <w:r>
+        <w:br/>
+      </w:r>
+      <w:r>
+        <w:rPr>
+          <w:rStyle w:val="VerbatimChar"/>
+        </w:rPr>
+        <w:t xml:space="preserve">##  One Sample t-test</w:t>
+      </w:r>
+      <w:r>
+        <w:br/>
+      </w:r>
+      <w:r>
+        <w:rPr>
+          <w:rStyle w:val="VerbatimChar"/>
+        </w:rPr>
+        <w:t xml:space="preserve">## </w:t>
+      </w:r>
+      <w:r>
+        <w:br/>
+      </w:r>
+      <w:r>
+        <w:rPr>
+          <w:rStyle w:val="VerbatimChar"/>
+        </w:rPr>
+        <w:t xml:space="preserve">## data:  IE$IE</w:t>
+      </w:r>
+      <w:r>
+        <w:br/>
+      </w:r>
+      <w:r>
+        <w:rPr>
+          <w:rStyle w:val="VerbatimChar"/>
+        </w:rPr>
+        <w:t xml:space="preserve">## t = -4.4319, df = 41, p-value = 6.822e-05</w:t>
+      </w:r>
+      <w:r>
+        <w:br/>
+      </w:r>
+      <w:r>
+        <w:rPr>
+          <w:rStyle w:val="VerbatimChar"/>
+        </w:rPr>
+        <w:t xml:space="preserve">## alternative hypothesis: true mean is not equal to 0.95</w:t>
+      </w:r>
+      <w:r>
+        <w:br/>
+      </w:r>
+      <w:r>
+        <w:rPr>
+          <w:rStyle w:val="VerbatimChar"/>
+        </w:rPr>
+        <w:t xml:space="preserve">## 95 percent confidence interval:</w:t>
+      </w:r>
+      <w:r>
+        <w:br/>
+      </w:r>
+      <w:r>
+        <w:rPr>
+          <w:rStyle w:val="VerbatimChar"/>
+        </w:rPr>
+        <w:t xml:space="preserve">##  0.7857153 0.8885704</w:t>
+      </w:r>
+      <w:r>
+        <w:br/>
+      </w:r>
+      <w:r>
+        <w:rPr>
+          <w:rStyle w:val="VerbatimChar"/>
+        </w:rPr>
+        <w:t xml:space="preserve">## sample estimates:</w:t>
+      </w:r>
+      <w:r>
+        <w:br/>
+      </w:r>
+      <w:r>
+        <w:rPr>
+          <w:rStyle w:val="VerbatimChar"/>
+        </w:rPr>
+        <w:t xml:space="preserve">## mean of x </w:t>
+      </w:r>
+      <w:r>
+        <w:br/>
+      </w:r>
+      <w:r>
+        <w:rPr>
+          <w:rStyle w:val="VerbatimChar"/>
+        </w:rPr>
+        <w:t xml:space="preserve">## 0.8371429</w:t>
       </w:r>
     </w:p>
     <w:sectPr>
